--- a/Pyspark with S3 Project Covid data transform bronze, silver, gold.docx
+++ b/Pyspark with S3 Project Covid data transform bronze, silver, gold.docx
@@ -470,6 +470,278 @@
       <w:proofErr w:type="spellEnd"/>
       <w:r>
         <w:t xml:space="preserve"> and Secret key</w:t>
+      </w:r>
+    </w:p>
+    <w:p/>
+    <w:p/>
+    <w:p>
+      <w:r>
+        <w:rPr>
+          <w:noProof/>
+        </w:rPr>
+        <w:lastRenderedPageBreak/>
+        <w:drawing>
+          <wp:inline distT="0" distB="0" distL="0" distR="0" wp14:anchorId="2C376D1B" wp14:editId="6561616C">
+            <wp:extent cx="5943600" cy="3618230"/>
+            <wp:effectExtent l="0" t="0" r="0" b="1270"/>
+            <wp:docPr id="121770034" name="Picture 3"/>
+            <wp:cNvGraphicFramePr>
+              <a:graphicFrameLocks xmlns:a="http://schemas.openxmlformats.org/drawingml/2006/main" noChangeAspect="1"/>
+            </wp:cNvGraphicFramePr>
+            <a:graphic xmlns:a="http://schemas.openxmlformats.org/drawingml/2006/main">
+              <a:graphicData uri="http://schemas.openxmlformats.org/drawingml/2006/picture">
+                <pic:pic xmlns:pic="http://schemas.openxmlformats.org/drawingml/2006/picture">
+                  <pic:nvPicPr>
+                    <pic:cNvPr id="0" name="Picture 5"/>
+                    <pic:cNvPicPr>
+                      <a:picLocks noChangeAspect="1" noChangeArrowheads="1"/>
+                    </pic:cNvPicPr>
+                  </pic:nvPicPr>
+                  <pic:blipFill>
+                    <a:blip r:embed="rId6">
+                      <a:extLst>
+                        <a:ext uri="{28A0092B-C50C-407E-A947-70E740481C1C}">
+                          <a14:useLocalDpi xmlns:a14="http://schemas.microsoft.com/office/drawing/2010/main" val="0"/>
+                        </a:ext>
+                      </a:extLst>
+                    </a:blip>
+                    <a:srcRect/>
+                    <a:stretch>
+                      <a:fillRect/>
+                    </a:stretch>
+                  </pic:blipFill>
+                  <pic:spPr bwMode="auto">
+                    <a:xfrm>
+                      <a:off x="0" y="0"/>
+                      <a:ext cx="5943600" cy="3618230"/>
+                    </a:xfrm>
+                    <a:prstGeom prst="rect">
+                      <a:avLst/>
+                    </a:prstGeom>
+                    <a:noFill/>
+                    <a:ln>
+                      <a:noFill/>
+                    </a:ln>
+                  </pic:spPr>
+                </pic:pic>
+              </a:graphicData>
+            </a:graphic>
+          </wp:inline>
+        </w:drawing>
+      </w:r>
+    </w:p>
+    <w:p/>
+    <w:p>
+      <w:pPr>
+        <w:rPr>
+          <w:b/>
+          <w:bCs/>
+          <w:sz w:val="28"/>
+          <w:szCs w:val="28"/>
+        </w:rPr>
+      </w:pPr>
+      <w:r>
+        <w:rPr>
+          <w:b/>
+          <w:bCs/>
+          <w:sz w:val="28"/>
+          <w:szCs w:val="28"/>
+        </w:rPr>
+        <w:t>Step</w:t>
+      </w:r>
+      <w:r>
+        <w:rPr>
+          <w:b/>
+          <w:bCs/>
+          <w:sz w:val="28"/>
+          <w:szCs w:val="28"/>
+        </w:rPr>
+        <w:t xml:space="preserve"> 2</w:t>
+      </w:r>
+      <w:proofErr w:type="gramStart"/>
+      <w:r>
+        <w:rPr>
+          <w:b/>
+          <w:bCs/>
+          <w:sz w:val="28"/>
+          <w:szCs w:val="28"/>
+        </w:rPr>
+        <w:t>:</w:t>
+      </w:r>
+      <w:r>
+        <w:rPr>
+          <w:b/>
+          <w:bCs/>
+          <w:sz w:val="28"/>
+          <w:szCs w:val="28"/>
+        </w:rPr>
+        <w:t xml:space="preserve">  Cleaned</w:t>
+      </w:r>
+      <w:proofErr w:type="gramEnd"/>
+      <w:r>
+        <w:rPr>
+          <w:b/>
+          <w:bCs/>
+          <w:sz w:val="28"/>
+          <w:szCs w:val="28"/>
+        </w:rPr>
+        <w:t xml:space="preserve"> the original data and converted to </w:t>
+      </w:r>
+      <w:proofErr w:type="gramStart"/>
+      <w:r>
+        <w:rPr>
+          <w:b/>
+          <w:bCs/>
+          <w:sz w:val="28"/>
+          <w:szCs w:val="28"/>
+        </w:rPr>
+        <w:t>Silver</w:t>
+      </w:r>
+      <w:proofErr w:type="gramEnd"/>
+      <w:r>
+        <w:rPr>
+          <w:b/>
+          <w:bCs/>
+          <w:sz w:val="28"/>
+          <w:szCs w:val="28"/>
+        </w:rPr>
+        <w:t xml:space="preserve"> layer</w:t>
+      </w:r>
+    </w:p>
+    <w:p>
+      <w:pPr>
+        <w:rPr>
+          <w:sz w:val="28"/>
+          <w:szCs w:val="28"/>
+        </w:rPr>
+      </w:pPr>
+      <w:r>
+        <w:rPr>
+          <w:sz w:val="28"/>
+          <w:szCs w:val="28"/>
+        </w:rPr>
+        <w:t xml:space="preserve">In previous step I loaded all three </w:t>
+      </w:r>
+      <w:proofErr w:type="spellStart"/>
+      <w:r>
+        <w:rPr>
+          <w:sz w:val="28"/>
+          <w:szCs w:val="28"/>
+        </w:rPr>
+        <w:t>cldata</w:t>
+      </w:r>
+      <w:proofErr w:type="spellEnd"/>
+      <w:r>
+        <w:rPr>
+          <w:sz w:val="28"/>
+          <w:szCs w:val="28"/>
+        </w:rPr>
+        <w:t xml:space="preserve"> sets from S3 to </w:t>
+      </w:r>
+      <w:proofErr w:type="spellStart"/>
+      <w:r>
+        <w:rPr>
+          <w:sz w:val="28"/>
+          <w:szCs w:val="28"/>
+        </w:rPr>
+        <w:t>Pyspark</w:t>
+      </w:r>
+      <w:proofErr w:type="spellEnd"/>
+      <w:r>
+        <w:rPr>
+          <w:sz w:val="28"/>
+          <w:szCs w:val="28"/>
+        </w:rPr>
+        <w:t>.</w:t>
+      </w:r>
+    </w:p>
+    <w:p>
+      <w:pPr>
+        <w:rPr>
+          <w:sz w:val="28"/>
+          <w:szCs w:val="28"/>
+        </w:rPr>
+      </w:pPr>
+      <w:r>
+        <w:rPr>
+          <w:sz w:val="28"/>
+          <w:szCs w:val="28"/>
+        </w:rPr>
+        <w:t xml:space="preserve">Then I cleaned it by </w:t>
+      </w:r>
+      <w:proofErr w:type="spellStart"/>
+      <w:r>
+        <w:rPr>
+          <w:sz w:val="28"/>
+          <w:szCs w:val="28"/>
+        </w:rPr>
+        <w:t>revoding</w:t>
+      </w:r>
+      <w:proofErr w:type="spellEnd"/>
+      <w:r>
+        <w:rPr>
+          <w:sz w:val="28"/>
+          <w:szCs w:val="28"/>
+        </w:rPr>
+        <w:t xml:space="preserve"> leading and trailing spaces from values in every column, removed completely duplicated rows, created cleaned data frames and left the original bronze files unchanged.</w:t>
+      </w:r>
+    </w:p>
+    <w:p>
+      <w:pPr>
+        <w:rPr>
+          <w:sz w:val="28"/>
+          <w:szCs w:val="28"/>
+        </w:rPr>
+      </w:pPr>
+      <w:proofErr w:type="gramStart"/>
+      <w:r>
+        <w:rPr>
+          <w:sz w:val="28"/>
+          <w:szCs w:val="28"/>
+        </w:rPr>
+        <w:t>Finally</w:t>
+      </w:r>
+      <w:proofErr w:type="gramEnd"/>
+      <w:r>
+        <w:rPr>
+          <w:sz w:val="28"/>
+          <w:szCs w:val="28"/>
+        </w:rPr>
+        <w:t xml:space="preserve"> I overwrote that cleaned data in Parque format instead of CSV. I mean transferred the cleaned data from </w:t>
+      </w:r>
+      <w:proofErr w:type="spellStart"/>
+      <w:r>
+        <w:rPr>
+          <w:sz w:val="28"/>
+          <w:szCs w:val="28"/>
+        </w:rPr>
+        <w:t>Pycharm</w:t>
+      </w:r>
+      <w:proofErr w:type="spellEnd"/>
+      <w:r>
+        <w:rPr>
+          <w:sz w:val="28"/>
+          <w:szCs w:val="28"/>
+        </w:rPr>
+        <w:t xml:space="preserve"> to S3 bucket. </w:t>
+      </w:r>
+      <w:proofErr w:type="spellStart"/>
+      <w:proofErr w:type="gramStart"/>
+      <w:r>
+        <w:rPr>
+          <w:sz w:val="28"/>
+          <w:szCs w:val="28"/>
+        </w:rPr>
+        <w:t>Lets</w:t>
+      </w:r>
+      <w:proofErr w:type="spellEnd"/>
+      <w:proofErr w:type="gramEnd"/>
+      <w:r>
+        <w:rPr>
+          <w:sz w:val="28"/>
+          <w:szCs w:val="28"/>
+        </w:rPr>
+        <w:t xml:space="preserve"> view it in S3 </w:t>
       </w:r>
     </w:p>
     <w:p/>

--- a/Pyspark with S3 Project Covid data transform bronze, silver, gold.docx
+++ b/Pyspark with S3 Project Covid data transform bronze, silver, gold.docx
@@ -745,6 +745,333 @@
       </w:r>
     </w:p>
     <w:p/>
+    <w:p>
+      <w:pPr>
+        <w:rPr>
+          <w:sz w:val="28"/>
+          <w:szCs w:val="28"/>
+        </w:rPr>
+      </w:pPr>
+      <w:r>
+        <w:rPr>
+          <w:noProof/>
+          <w:sz w:val="28"/>
+          <w:szCs w:val="28"/>
+        </w:rPr>
+        <w:lastRenderedPageBreak/>
+        <w:drawing>
+          <wp:inline distT="0" distB="0" distL="0" distR="0" wp14:anchorId="55EF9F85" wp14:editId="64C7889B">
+            <wp:extent cx="5943600" cy="5323840"/>
+            <wp:effectExtent l="0" t="0" r="0" b="0"/>
+            <wp:docPr id="1968713323" name="Picture 4"/>
+            <wp:cNvGraphicFramePr>
+              <a:graphicFrameLocks xmlns:a="http://schemas.openxmlformats.org/drawingml/2006/main" noChangeAspect="1"/>
+            </wp:cNvGraphicFramePr>
+            <a:graphic xmlns:a="http://schemas.openxmlformats.org/drawingml/2006/main">
+              <a:graphicData uri="http://schemas.openxmlformats.org/drawingml/2006/picture">
+                <pic:pic xmlns:pic="http://schemas.openxmlformats.org/drawingml/2006/picture">
+                  <pic:nvPicPr>
+                    <pic:cNvPr id="0" name="Picture 7"/>
+                    <pic:cNvPicPr>
+                      <a:picLocks noChangeAspect="1" noChangeArrowheads="1"/>
+                    </pic:cNvPicPr>
+                  </pic:nvPicPr>
+                  <pic:blipFill>
+                    <a:blip r:embed="rId7">
+                      <a:extLst>
+                        <a:ext uri="{28A0092B-C50C-407E-A947-70E740481C1C}">
+                          <a14:useLocalDpi xmlns:a14="http://schemas.microsoft.com/office/drawing/2010/main" val="0"/>
+                        </a:ext>
+                      </a:extLst>
+                    </a:blip>
+                    <a:srcRect/>
+                    <a:stretch>
+                      <a:fillRect/>
+                    </a:stretch>
+                  </pic:blipFill>
+                  <pic:spPr bwMode="auto">
+                    <a:xfrm>
+                      <a:off x="0" y="0"/>
+                      <a:ext cx="5943600" cy="5323840"/>
+                    </a:xfrm>
+                    <a:prstGeom prst="rect">
+                      <a:avLst/>
+                    </a:prstGeom>
+                    <a:noFill/>
+                    <a:ln>
+                      <a:noFill/>
+                    </a:ln>
+                  </pic:spPr>
+                </pic:pic>
+              </a:graphicData>
+            </a:graphic>
+          </wp:inline>
+        </w:drawing>
+      </w:r>
+    </w:p>
+    <w:p>
+      <w:pPr>
+        <w:rPr>
+          <w:b/>
+          <w:bCs/>
+          <w:sz w:val="28"/>
+          <w:szCs w:val="28"/>
+        </w:rPr>
+      </w:pPr>
+    </w:p>
+    <w:p>
+      <w:pPr>
+        <w:rPr>
+          <w:b/>
+          <w:bCs/>
+          <w:sz w:val="28"/>
+          <w:szCs w:val="28"/>
+        </w:rPr>
+      </w:pPr>
+      <w:r>
+        <w:rPr>
+          <w:b/>
+          <w:bCs/>
+          <w:sz w:val="28"/>
+          <w:szCs w:val="28"/>
+        </w:rPr>
+        <w:t xml:space="preserve">Now </w:t>
+      </w:r>
+      <w:proofErr w:type="spellStart"/>
+      <w:proofErr w:type="gramStart"/>
+      <w:r>
+        <w:rPr>
+          <w:b/>
+          <w:bCs/>
+          <w:sz w:val="28"/>
+          <w:szCs w:val="28"/>
+        </w:rPr>
+        <w:t>Lets</w:t>
+      </w:r>
+      <w:proofErr w:type="spellEnd"/>
+      <w:proofErr w:type="gramEnd"/>
+      <w:r>
+        <w:rPr>
+          <w:b/>
+          <w:bCs/>
+          <w:sz w:val="28"/>
+          <w:szCs w:val="28"/>
+        </w:rPr>
+        <w:t xml:space="preserve"> move back to S3 to view the </w:t>
+      </w:r>
+      <w:proofErr w:type="gramStart"/>
+      <w:r>
+        <w:rPr>
+          <w:b/>
+          <w:bCs/>
+          <w:sz w:val="28"/>
+          <w:szCs w:val="28"/>
+        </w:rPr>
+        <w:t>Silver</w:t>
+      </w:r>
+      <w:proofErr w:type="gramEnd"/>
+      <w:r>
+        <w:rPr>
+          <w:b/>
+          <w:bCs/>
+          <w:sz w:val="28"/>
+          <w:szCs w:val="28"/>
+        </w:rPr>
+        <w:t xml:space="preserve"> layer data in </w:t>
+      </w:r>
+      <w:proofErr w:type="spellStart"/>
+      <w:r>
+        <w:rPr>
+          <w:b/>
+          <w:bCs/>
+          <w:sz w:val="28"/>
+          <w:szCs w:val="28"/>
+        </w:rPr>
+        <w:t>parque</w:t>
+      </w:r>
+      <w:proofErr w:type="spellEnd"/>
+      <w:r>
+        <w:rPr>
+          <w:b/>
+          <w:bCs/>
+          <w:sz w:val="28"/>
+          <w:szCs w:val="28"/>
+        </w:rPr>
+        <w:t xml:space="preserve"> format </w:t>
+      </w:r>
+    </w:p>
+    <w:p>
+      <w:pPr>
+        <w:pStyle w:val="ListParagraph"/>
+        <w:numPr>
+          <w:ilvl w:val="0"/>
+          <w:numId w:val="4"/>
+        </w:numPr>
+      </w:pPr>
+      <w:r>
+        <w:t xml:space="preserve">In </w:t>
+      </w:r>
+      <w:r>
+        <w:t>my</w:t>
+      </w:r>
+      <w:r>
+        <w:t xml:space="preserve"> bucket, </w:t>
+      </w:r>
+      <w:proofErr w:type="spellStart"/>
+      <w:r>
+        <w:t>navigate</w:t>
+      </w:r>
+      <w:r>
+        <w:t>ed</w:t>
+      </w:r>
+      <w:proofErr w:type="spellEnd"/>
+      <w:r>
+        <w:t xml:space="preserve"> to covid/silver-layer/.</w:t>
+      </w:r>
+    </w:p>
+    <w:p>
+      <w:pPr>
+        <w:pStyle w:val="ListParagraph"/>
+        <w:numPr>
+          <w:ilvl w:val="0"/>
+          <w:numId w:val="4"/>
+        </w:numPr>
+      </w:pPr>
+      <w:r>
+        <w:t>Capture</w:t>
+      </w:r>
+      <w:r>
+        <w:t>d</w:t>
+      </w:r>
+      <w:r>
+        <w:t xml:space="preserve"> the three folders:</w:t>
+      </w:r>
+    </w:p>
+    <w:p>
+      <w:pPr>
+        <w:numPr>
+          <w:ilvl w:val="0"/>
+          <w:numId w:val="3"/>
+        </w:numPr>
+      </w:pPr>
+      <w:proofErr w:type="spellStart"/>
+      <w:r>
+        <w:t>nytimes</w:t>
+      </w:r>
+      <w:proofErr w:type="spellEnd"/>
+      <w:r>
+        <w:t>/</w:t>
+      </w:r>
+      <w:proofErr w:type="spellStart"/>
+      <w:r>
+        <w:t>us_states</w:t>
+      </w:r>
+      <w:proofErr w:type="spellEnd"/>
+      <w:r>
+        <w:t>/</w:t>
+      </w:r>
+    </w:p>
+    <w:p>
+      <w:pPr>
+        <w:numPr>
+          <w:ilvl w:val="0"/>
+          <w:numId w:val="3"/>
+        </w:numPr>
+      </w:pPr>
+      <w:proofErr w:type="spellStart"/>
+      <w:r>
+        <w:t>covid_tracking</w:t>
+      </w:r>
+      <w:proofErr w:type="spellEnd"/>
+      <w:r>
+        <w:t>/</w:t>
+      </w:r>
+      <w:proofErr w:type="spellStart"/>
+      <w:r>
+        <w:t>states_daily</w:t>
+      </w:r>
+      <w:proofErr w:type="spellEnd"/>
+      <w:r>
+        <w:t>/</w:t>
+      </w:r>
+    </w:p>
+    <w:p>
+      <w:pPr>
+        <w:numPr>
+          <w:ilvl w:val="0"/>
+          <w:numId w:val="3"/>
+        </w:numPr>
+      </w:pPr>
+      <w:r>
+        <w:t>static/</w:t>
+      </w:r>
+      <w:proofErr w:type="spellStart"/>
+      <w:r>
+        <w:t>states_abv</w:t>
+      </w:r>
+      <w:proofErr w:type="spellEnd"/>
+      <w:r>
+        <w:t>/</w:t>
+      </w:r>
+    </w:p>
+    <w:p/>
+    <w:p>
+      <w:r>
+        <w:rPr>
+          <w:noProof/>
+        </w:rPr>
+        <w:lastRenderedPageBreak/>
+        <w:drawing>
+          <wp:inline distT="0" distB="0" distL="0" distR="0" wp14:anchorId="55D09399" wp14:editId="3DBB46FF">
+            <wp:extent cx="5943600" cy="2586990"/>
+            <wp:effectExtent l="0" t="0" r="0" b="3810"/>
+            <wp:docPr id="149200509" name="Picture 2"/>
+            <wp:cNvGraphicFramePr>
+              <a:graphicFrameLocks xmlns:a="http://schemas.openxmlformats.org/drawingml/2006/main" noChangeAspect="1"/>
+            </wp:cNvGraphicFramePr>
+            <a:graphic xmlns:a="http://schemas.openxmlformats.org/drawingml/2006/main">
+              <a:graphicData uri="http://schemas.openxmlformats.org/drawingml/2006/picture">
+                <pic:pic xmlns:pic="http://schemas.openxmlformats.org/drawingml/2006/picture">
+                  <pic:nvPicPr>
+                    <pic:cNvPr id="0" name="Picture 3"/>
+                    <pic:cNvPicPr>
+                      <a:picLocks noChangeAspect="1" noChangeArrowheads="1"/>
+                    </pic:cNvPicPr>
+                  </pic:nvPicPr>
+                  <pic:blipFill>
+                    <a:blip r:embed="rId8" cstate="print">
+                      <a:extLst>
+                        <a:ext uri="{28A0092B-C50C-407E-A947-70E740481C1C}">
+                          <a14:useLocalDpi xmlns:a14="http://schemas.microsoft.com/office/drawing/2010/main" val="0"/>
+                        </a:ext>
+                      </a:extLst>
+                    </a:blip>
+                    <a:srcRect/>
+                    <a:stretch>
+                      <a:fillRect/>
+                    </a:stretch>
+                  </pic:blipFill>
+                  <pic:spPr bwMode="auto">
+                    <a:xfrm>
+                      <a:off x="0" y="0"/>
+                      <a:ext cx="5943600" cy="2586990"/>
+                    </a:xfrm>
+                    <a:prstGeom prst="rect">
+                      <a:avLst/>
+                    </a:prstGeom>
+                    <a:noFill/>
+                    <a:ln>
+                      <a:noFill/>
+                    </a:ln>
+                  </pic:spPr>
+                </pic:pic>
+              </a:graphicData>
+            </a:graphic>
+          </wp:inline>
+        </w:drawing>
+      </w:r>
+    </w:p>
+    <w:p/>
     <w:sectPr>
       <w:pgSz w:w="12240" w:h="15840"/>
       <w:pgMar w:top="1440" w:right="1440" w:bottom="1440" w:left="1440" w:header="720" w:footer="720" w:gutter="0"/>
@@ -907,6 +1234,244 @@
     </w:lvl>
   </w:abstractNum>
   <w:abstractNum w:abstractNumId="1" w15:restartNumberingAfterBreak="0">
+    <w:nsid w:val="275B766C"/>
+    <w:multiLevelType w:val="multilevel"/>
+    <w:tmpl w:val="C11019FA"/>
+    <w:lvl w:ilvl="0">
+      <w:start w:val="1"/>
+      <w:numFmt w:val="bullet"/>
+      <w:lvlText w:val=""/>
+      <w:lvlJc w:val="left"/>
+      <w:pPr>
+        <w:tabs>
+          <w:tab w:val="num" w:pos="720"/>
+        </w:tabs>
+        <w:ind w:left="720" w:hanging="360"/>
+      </w:pPr>
+      <w:rPr>
+        <w:rFonts w:ascii="Symbol" w:hAnsi="Symbol" w:hint="default"/>
+        <w:sz w:val="20"/>
+      </w:rPr>
+    </w:lvl>
+    <w:lvl w:ilvl="1" w:tentative="1">
+      <w:start w:val="1"/>
+      <w:numFmt w:val="bullet"/>
+      <w:lvlText w:val="o"/>
+      <w:lvlJc w:val="left"/>
+      <w:pPr>
+        <w:tabs>
+          <w:tab w:val="num" w:pos="1440"/>
+        </w:tabs>
+        <w:ind w:left="1440" w:hanging="360"/>
+      </w:pPr>
+      <w:rPr>
+        <w:rFonts w:ascii="Courier New" w:hAnsi="Courier New" w:hint="default"/>
+        <w:sz w:val="20"/>
+      </w:rPr>
+    </w:lvl>
+    <w:lvl w:ilvl="2" w:tentative="1">
+      <w:start w:val="1"/>
+      <w:numFmt w:val="bullet"/>
+      <w:lvlText w:val=""/>
+      <w:lvlJc w:val="left"/>
+      <w:pPr>
+        <w:tabs>
+          <w:tab w:val="num" w:pos="2160"/>
+        </w:tabs>
+        <w:ind w:left="2160" w:hanging="360"/>
+      </w:pPr>
+      <w:rPr>
+        <w:rFonts w:ascii="Wingdings" w:hAnsi="Wingdings" w:hint="default"/>
+        <w:sz w:val="20"/>
+      </w:rPr>
+    </w:lvl>
+    <w:lvl w:ilvl="3" w:tentative="1">
+      <w:start w:val="1"/>
+      <w:numFmt w:val="bullet"/>
+      <w:lvlText w:val=""/>
+      <w:lvlJc w:val="left"/>
+      <w:pPr>
+        <w:tabs>
+          <w:tab w:val="num" w:pos="2880"/>
+        </w:tabs>
+        <w:ind w:left="2880" w:hanging="360"/>
+      </w:pPr>
+      <w:rPr>
+        <w:rFonts w:ascii="Wingdings" w:hAnsi="Wingdings" w:hint="default"/>
+        <w:sz w:val="20"/>
+      </w:rPr>
+    </w:lvl>
+    <w:lvl w:ilvl="4" w:tentative="1">
+      <w:start w:val="1"/>
+      <w:numFmt w:val="bullet"/>
+      <w:lvlText w:val=""/>
+      <w:lvlJc w:val="left"/>
+      <w:pPr>
+        <w:tabs>
+          <w:tab w:val="num" w:pos="3600"/>
+        </w:tabs>
+        <w:ind w:left="3600" w:hanging="360"/>
+      </w:pPr>
+      <w:rPr>
+        <w:rFonts w:ascii="Wingdings" w:hAnsi="Wingdings" w:hint="default"/>
+        <w:sz w:val="20"/>
+      </w:rPr>
+    </w:lvl>
+    <w:lvl w:ilvl="5" w:tentative="1">
+      <w:start w:val="1"/>
+      <w:numFmt w:val="bullet"/>
+      <w:lvlText w:val=""/>
+      <w:lvlJc w:val="left"/>
+      <w:pPr>
+        <w:tabs>
+          <w:tab w:val="num" w:pos="4320"/>
+        </w:tabs>
+        <w:ind w:left="4320" w:hanging="360"/>
+      </w:pPr>
+      <w:rPr>
+        <w:rFonts w:ascii="Wingdings" w:hAnsi="Wingdings" w:hint="default"/>
+        <w:sz w:val="20"/>
+      </w:rPr>
+    </w:lvl>
+    <w:lvl w:ilvl="6" w:tentative="1">
+      <w:start w:val="1"/>
+      <w:numFmt w:val="bullet"/>
+      <w:lvlText w:val=""/>
+      <w:lvlJc w:val="left"/>
+      <w:pPr>
+        <w:tabs>
+          <w:tab w:val="num" w:pos="5040"/>
+        </w:tabs>
+        <w:ind w:left="5040" w:hanging="360"/>
+      </w:pPr>
+      <w:rPr>
+        <w:rFonts w:ascii="Wingdings" w:hAnsi="Wingdings" w:hint="default"/>
+        <w:sz w:val="20"/>
+      </w:rPr>
+    </w:lvl>
+    <w:lvl w:ilvl="7" w:tentative="1">
+      <w:start w:val="1"/>
+      <w:numFmt w:val="bullet"/>
+      <w:lvlText w:val=""/>
+      <w:lvlJc w:val="left"/>
+      <w:pPr>
+        <w:tabs>
+          <w:tab w:val="num" w:pos="5760"/>
+        </w:tabs>
+        <w:ind w:left="5760" w:hanging="360"/>
+      </w:pPr>
+      <w:rPr>
+        <w:rFonts w:ascii="Wingdings" w:hAnsi="Wingdings" w:hint="default"/>
+        <w:sz w:val="20"/>
+      </w:rPr>
+    </w:lvl>
+    <w:lvl w:ilvl="8" w:tentative="1">
+      <w:start w:val="1"/>
+      <w:numFmt w:val="bullet"/>
+      <w:lvlText w:val=""/>
+      <w:lvlJc w:val="left"/>
+      <w:pPr>
+        <w:tabs>
+          <w:tab w:val="num" w:pos="6480"/>
+        </w:tabs>
+        <w:ind w:left="6480" w:hanging="360"/>
+      </w:pPr>
+      <w:rPr>
+        <w:rFonts w:ascii="Wingdings" w:hAnsi="Wingdings" w:hint="default"/>
+        <w:sz w:val="20"/>
+      </w:rPr>
+    </w:lvl>
+  </w:abstractNum>
+  <w:abstractNum w:abstractNumId="2" w15:restartNumberingAfterBreak="0">
+    <w:nsid w:val="6E534765"/>
+    <w:multiLevelType w:val="hybridMultilevel"/>
+    <w:tmpl w:val="3A2E487A"/>
+    <w:lvl w:ilvl="0" w:tplc="04090017">
+      <w:start w:val="1"/>
+      <w:numFmt w:val="lowerLetter"/>
+      <w:lvlText w:val="%1)"/>
+      <w:lvlJc w:val="left"/>
+      <w:pPr>
+        <w:ind w:left="720" w:hanging="360"/>
+      </w:pPr>
+      <w:rPr>
+        <w:rFonts w:hint="default"/>
+      </w:rPr>
+    </w:lvl>
+    <w:lvl w:ilvl="1" w:tplc="04090019" w:tentative="1">
+      <w:start w:val="1"/>
+      <w:numFmt w:val="lowerLetter"/>
+      <w:lvlText w:val="%2."/>
+      <w:lvlJc w:val="left"/>
+      <w:pPr>
+        <w:ind w:left="1440" w:hanging="360"/>
+      </w:pPr>
+    </w:lvl>
+    <w:lvl w:ilvl="2" w:tplc="0409001B" w:tentative="1">
+      <w:start w:val="1"/>
+      <w:numFmt w:val="lowerRoman"/>
+      <w:lvlText w:val="%3."/>
+      <w:lvlJc w:val="right"/>
+      <w:pPr>
+        <w:ind w:left="2160" w:hanging="180"/>
+      </w:pPr>
+    </w:lvl>
+    <w:lvl w:ilvl="3" w:tplc="0409000F" w:tentative="1">
+      <w:start w:val="1"/>
+      <w:numFmt w:val="decimal"/>
+      <w:lvlText w:val="%4."/>
+      <w:lvlJc w:val="left"/>
+      <w:pPr>
+        <w:ind w:left="2880" w:hanging="360"/>
+      </w:pPr>
+    </w:lvl>
+    <w:lvl w:ilvl="4" w:tplc="04090019" w:tentative="1">
+      <w:start w:val="1"/>
+      <w:numFmt w:val="lowerLetter"/>
+      <w:lvlText w:val="%5."/>
+      <w:lvlJc w:val="left"/>
+      <w:pPr>
+        <w:ind w:left="3600" w:hanging="360"/>
+      </w:pPr>
+    </w:lvl>
+    <w:lvl w:ilvl="5" w:tplc="0409001B" w:tentative="1">
+      <w:start w:val="1"/>
+      <w:numFmt w:val="lowerRoman"/>
+      <w:lvlText w:val="%6."/>
+      <w:lvlJc w:val="right"/>
+      <w:pPr>
+        <w:ind w:left="4320" w:hanging="180"/>
+      </w:pPr>
+    </w:lvl>
+    <w:lvl w:ilvl="6" w:tplc="0409000F" w:tentative="1">
+      <w:start w:val="1"/>
+      <w:numFmt w:val="decimal"/>
+      <w:lvlText w:val="%7."/>
+      <w:lvlJc w:val="left"/>
+      <w:pPr>
+        <w:ind w:left="5040" w:hanging="360"/>
+      </w:pPr>
+    </w:lvl>
+    <w:lvl w:ilvl="7" w:tplc="04090019" w:tentative="1">
+      <w:start w:val="1"/>
+      <w:numFmt w:val="lowerLetter"/>
+      <w:lvlText w:val="%8."/>
+      <w:lvlJc w:val="left"/>
+      <w:pPr>
+        <w:ind w:left="5760" w:hanging="360"/>
+      </w:pPr>
+    </w:lvl>
+    <w:lvl w:ilvl="8" w:tplc="0409001B" w:tentative="1">
+      <w:start w:val="1"/>
+      <w:numFmt w:val="lowerRoman"/>
+      <w:lvlText w:val="%9."/>
+      <w:lvlJc w:val="right"/>
+      <w:pPr>
+        <w:ind w:left="6480" w:hanging="180"/>
+      </w:pPr>
+    </w:lvl>
+  </w:abstractNum>
+  <w:abstractNum w:abstractNumId="3" w15:restartNumberingAfterBreak="0">
     <w:nsid w:val="7F635DCF"/>
     <w:multiLevelType w:val="hybridMultilevel"/>
     <w:tmpl w:val="0CB6E00C"/>
@@ -999,7 +1564,13 @@
     <w:abstractNumId w:val="0"/>
   </w:num>
   <w:num w:numId="2" w16cid:durableId="1094979521">
+    <w:abstractNumId w:val="3"/>
+  </w:num>
+  <w:num w:numId="3" w16cid:durableId="1834639925">
     <w:abstractNumId w:val="1"/>
+  </w:num>
+  <w:num w:numId="4" w16cid:durableId="618686684">
+    <w:abstractNumId w:val="2"/>
   </w:num>
 </w:numbering>
 </file>

--- a/Pyspark with S3 Project Covid data transform bronze, silver, gold.docx
+++ b/Pyspark with S3 Project Covid data transform bronze, silver, gold.docx
@@ -1069,6 +1069,146 @@
             </a:graphic>
           </wp:inline>
         </w:drawing>
+      </w:r>
+    </w:p>
+    <w:p/>
+    <w:p>
+      <w:pPr>
+        <w:rPr>
+          <w:b/>
+          <w:bCs/>
+          <w:sz w:val="28"/>
+          <w:szCs w:val="28"/>
+        </w:rPr>
+      </w:pPr>
+      <w:r>
+        <w:rPr>
+          <w:b/>
+          <w:bCs/>
+          <w:sz w:val="28"/>
+          <w:szCs w:val="28"/>
+        </w:rPr>
+        <w:t>Step</w:t>
+      </w:r>
+      <w:r>
+        <w:rPr>
+          <w:b/>
+          <w:bCs/>
+          <w:sz w:val="28"/>
+          <w:szCs w:val="28"/>
+        </w:rPr>
+        <w:t xml:space="preserve"> 3</w:t>
+      </w:r>
+      <w:proofErr w:type="gramStart"/>
+      <w:r>
+        <w:rPr>
+          <w:b/>
+          <w:bCs/>
+          <w:sz w:val="28"/>
+          <w:szCs w:val="28"/>
+        </w:rPr>
+        <w:t>:</w:t>
+      </w:r>
+      <w:r>
+        <w:rPr>
+          <w:b/>
+          <w:bCs/>
+          <w:sz w:val="28"/>
+          <w:szCs w:val="28"/>
+        </w:rPr>
+        <w:t xml:space="preserve">  Gold</w:t>
+      </w:r>
+      <w:proofErr w:type="gramEnd"/>
+      <w:r>
+        <w:rPr>
+          <w:b/>
+          <w:bCs/>
+          <w:sz w:val="28"/>
+          <w:szCs w:val="28"/>
+        </w:rPr>
+        <w:t xml:space="preserve"> layer analytics </w:t>
+      </w:r>
+    </w:p>
+    <w:p>
+      <w:r>
+        <w:t xml:space="preserve">First, defining the gold destination in my current </w:t>
+      </w:r>
+      <w:proofErr w:type="spellStart"/>
+      <w:r>
+        <w:t>Pyspark</w:t>
+      </w:r>
+      <w:proofErr w:type="spellEnd"/>
+    </w:p>
+    <w:p>
+      <w:r>
+        <w:t xml:space="preserve">Then </w:t>
+      </w:r>
+      <w:proofErr w:type="spellStart"/>
+      <w:r>
+        <w:t>cheking</w:t>
+      </w:r>
+      <w:proofErr w:type="spellEnd"/>
+      <w:r>
+        <w:t xml:space="preserve"> the column names by printing only the column names, not the rows of data. We need these names </w:t>
+      </w:r>
+      <w:r>
+        <w:t xml:space="preserve">to choose the correct join keys and avoid errors when creating the </w:t>
+      </w:r>
+      <w:proofErr w:type="gramStart"/>
+      <w:r>
+        <w:t>Gold</w:t>
+      </w:r>
+      <w:proofErr w:type="gramEnd"/>
+      <w:r>
+        <w:t xml:space="preserve"> dataset.</w:t>
+      </w:r>
+      <w:r>
+        <w:t xml:space="preserve"> </w:t>
+      </w:r>
+    </w:p>
+    <w:p>
+      <w:r>
+        <w:t xml:space="preserve">Next, </w:t>
+      </w:r>
+      <w:proofErr w:type="gramStart"/>
+      <w:r>
+        <w:t>preparing</w:t>
+      </w:r>
+      <w:proofErr w:type="gramEnd"/>
+      <w:r>
+        <w:t xml:space="preserve"> the dataset for joining ‘</w:t>
+      </w:r>
+      <w:proofErr w:type="spellStart"/>
+      <w:r>
+        <w:t>nytimes</w:t>
+      </w:r>
+      <w:proofErr w:type="spellEnd"/>
+      <w:r>
+        <w:t xml:space="preserve"> and ‘</w:t>
+      </w:r>
+      <w:proofErr w:type="spellStart"/>
+      <w:r>
+        <w:t>dailytracking</w:t>
+      </w:r>
+      <w:proofErr w:type="spellEnd"/>
+      <w:r>
+        <w:t xml:space="preserve">’ datasets on date and state then adding the state abbreviation. </w:t>
+      </w:r>
+    </w:p>
+    <w:p>
+      <w:r>
+        <w:t xml:space="preserve">What this creates: </w:t>
+      </w:r>
+      <w:r>
+        <w:t>One analytics dataset combining reported cases and deaths from NYTimes with testing, hospitalization, and recovery metrics from the daily tracking data, plus state abbreviations.</w:t>
+      </w:r>
+      <w:r>
+        <w:t xml:space="preserve"> </w:t>
+      </w:r>
+    </w:p>
+    <w:p>
+      <w:r>
+        <w:t>The join keeps every NYTimes row even if a matching daily tracking record is unavailable. The final deduplication retains one row per date and state.</w:t>
       </w:r>
     </w:p>
     <w:p/>

--- a/Pyspark with S3 Project Covid data transform bronze, silver, gold.docx
+++ b/Pyspark with S3 Project Covid data transform bronze, silver, gold.docx
@@ -1209,6 +1209,63 @@
     <w:p>
       <w:r>
         <w:t>The join keeps every NYTimes row even if a matching daily tracking record is unavailable. The final deduplication retains one row per date and state.</w:t>
+      </w:r>
+    </w:p>
+    <w:p/>
+    <w:p>
+      <w:r>
+        <w:rPr>
+          <w:noProof/>
+        </w:rPr>
+        <w:lastRenderedPageBreak/>
+        <w:drawing>
+          <wp:inline distT="0" distB="0" distL="0" distR="0" wp14:anchorId="0A5952C8" wp14:editId="3E89B0A5">
+            <wp:extent cx="5943600" cy="3153410"/>
+            <wp:effectExtent l="0" t="0" r="0" b="8890"/>
+            <wp:docPr id="873917959" name="Picture 2"/>
+            <wp:cNvGraphicFramePr>
+              <a:graphicFrameLocks xmlns:a="http://schemas.openxmlformats.org/drawingml/2006/main" noChangeAspect="1"/>
+            </wp:cNvGraphicFramePr>
+            <a:graphic xmlns:a="http://schemas.openxmlformats.org/drawingml/2006/main">
+              <a:graphicData uri="http://schemas.openxmlformats.org/drawingml/2006/picture">
+                <pic:pic xmlns:pic="http://schemas.openxmlformats.org/drawingml/2006/picture">
+                  <pic:nvPicPr>
+                    <pic:cNvPr id="0" name="Picture 3"/>
+                    <pic:cNvPicPr>
+                      <a:picLocks noChangeAspect="1" noChangeArrowheads="1"/>
+                    </pic:cNvPicPr>
+                  </pic:nvPicPr>
+                  <pic:blipFill>
+                    <a:blip r:embed="rId9" cstate="print">
+                      <a:extLst>
+                        <a:ext uri="{28A0092B-C50C-407E-A947-70E740481C1C}">
+                          <a14:useLocalDpi xmlns:a14="http://schemas.microsoft.com/office/drawing/2010/main" val="0"/>
+                        </a:ext>
+                      </a:extLst>
+                    </a:blip>
+                    <a:srcRect/>
+                    <a:stretch>
+                      <a:fillRect/>
+                    </a:stretch>
+                  </pic:blipFill>
+                  <pic:spPr bwMode="auto">
+                    <a:xfrm>
+                      <a:off x="0" y="0"/>
+                      <a:ext cx="5943600" cy="3153410"/>
+                    </a:xfrm>
+                    <a:prstGeom prst="rect">
+                      <a:avLst/>
+                    </a:prstGeom>
+                    <a:noFill/>
+                    <a:ln>
+                      <a:noFill/>
+                    </a:ln>
+                  </pic:spPr>
+                </pic:pic>
+              </a:graphicData>
+            </a:graphic>
+          </wp:inline>
+        </w:drawing>
       </w:r>
     </w:p>
     <w:p/>

--- a/Pyspark with S3 Project Covid data transform bronze, silver, gold.docx
+++ b/Pyspark with S3 Project Covid data transform bronze, silver, gold.docx
@@ -1269,6 +1269,147 @@
       </w:r>
     </w:p>
     <w:p/>
+    <w:p>
+      <w:r>
+        <w:t xml:space="preserve">Finally, gold </w:t>
+      </w:r>
+      <w:proofErr w:type="spellStart"/>
+      <w:r>
+        <w:t>dataframe</w:t>
+      </w:r>
+      <w:proofErr w:type="spellEnd"/>
+      <w:r>
+        <w:t xml:space="preserve"> is created </w:t>
+      </w:r>
+      <w:r>
+        <w:t>Now we’ll save</w:t>
+      </w:r>
+      <w:r>
+        <w:t>/upload</w:t>
+      </w:r>
+      <w:r>
+        <w:t xml:space="preserve"> it to S3 in Parquet forma</w:t>
+      </w:r>
+      <w:r>
+        <w:t>t using this command</w:t>
+      </w:r>
+    </w:p>
+    <w:p>
+      <w:proofErr w:type="spellStart"/>
+      <w:r>
+        <w:t>gold_</w:t>
+      </w:r>
+      <w:proofErr w:type="gramStart"/>
+      <w:r>
+        <w:t>df.write</w:t>
+      </w:r>
+      <w:proofErr w:type="gramEnd"/>
+      <w:r>
+        <w:t>.mode</w:t>
+      </w:r>
+      <w:proofErr w:type="spellEnd"/>
+      <w:r>
+        <w:t>("overwrite"</w:t>
+      </w:r>
+      <w:proofErr w:type="gramStart"/>
+      <w:r>
+        <w:t>).parquet</w:t>
+      </w:r>
+      <w:proofErr w:type="gramEnd"/>
+      <w:r>
+        <w:t>(</w:t>
+      </w:r>
+    </w:p>
+    <w:p>
+      <w:r>
+        <w:t xml:space="preserve">    </w:t>
+      </w:r>
+      <w:proofErr w:type="gramStart"/>
+      <w:r>
+        <w:t>f"{GOLD}/</w:t>
+      </w:r>
+      <w:proofErr w:type="spellStart"/>
+      <w:proofErr w:type="gramEnd"/>
+      <w:r>
+        <w:t>covid_analytics</w:t>
+      </w:r>
+      <w:proofErr w:type="spellEnd"/>
+      <w:r>
+        <w:t>"</w:t>
+      </w:r>
+    </w:p>
+    <w:p>
+      <w:r>
+        <w:t>)</w:t>
+      </w:r>
+    </w:p>
+    <w:p>
+      <w:proofErr w:type="spellStart"/>
+      <w:proofErr w:type="gramStart"/>
+      <w:r>
+        <w:t>Lets</w:t>
+      </w:r>
+      <w:proofErr w:type="spellEnd"/>
+      <w:proofErr w:type="gramEnd"/>
+      <w:r>
+        <w:t xml:space="preserve"> view it from S3 </w:t>
+      </w:r>
+    </w:p>
+    <w:p>
+      <w:r>
+        <w:rPr>
+          <w:noProof/>
+        </w:rPr>
+        <w:drawing>
+          <wp:inline distT="0" distB="0" distL="0" distR="0" wp14:anchorId="4D3BD23B" wp14:editId="0AFD0026">
+            <wp:extent cx="5943600" cy="2439670"/>
+            <wp:effectExtent l="0" t="0" r="0" b="0"/>
+            <wp:docPr id="924435287" name="Picture 1"/>
+            <wp:cNvGraphicFramePr>
+              <a:graphicFrameLocks xmlns:a="http://schemas.openxmlformats.org/drawingml/2006/main" noChangeAspect="1"/>
+            </wp:cNvGraphicFramePr>
+            <a:graphic xmlns:a="http://schemas.openxmlformats.org/drawingml/2006/main">
+              <a:graphicData uri="http://schemas.openxmlformats.org/drawingml/2006/picture">
+                <pic:pic xmlns:pic="http://schemas.openxmlformats.org/drawingml/2006/picture">
+                  <pic:nvPicPr>
+                    <pic:cNvPr id="0" name="Picture 1"/>
+                    <pic:cNvPicPr>
+                      <a:picLocks noChangeAspect="1" noChangeArrowheads="1"/>
+                    </pic:cNvPicPr>
+                  </pic:nvPicPr>
+                  <pic:blipFill>
+                    <a:blip r:embed="rId10" cstate="print">
+                      <a:extLst>
+                        <a:ext uri="{28A0092B-C50C-407E-A947-70E740481C1C}">
+                          <a14:useLocalDpi xmlns:a14="http://schemas.microsoft.com/office/drawing/2010/main" val="0"/>
+                        </a:ext>
+                      </a:extLst>
+                    </a:blip>
+                    <a:srcRect/>
+                    <a:stretch>
+                      <a:fillRect/>
+                    </a:stretch>
+                  </pic:blipFill>
+                  <pic:spPr bwMode="auto">
+                    <a:xfrm>
+                      <a:off x="0" y="0"/>
+                      <a:ext cx="5943600" cy="2439670"/>
+                    </a:xfrm>
+                    <a:prstGeom prst="rect">
+                      <a:avLst/>
+                    </a:prstGeom>
+                    <a:noFill/>
+                    <a:ln>
+                      <a:noFill/>
+                    </a:ln>
+                  </pic:spPr>
+                </pic:pic>
+              </a:graphicData>
+            </a:graphic>
+          </wp:inline>
+        </w:drawing>
+      </w:r>
+    </w:p>
     <w:sectPr>
       <w:pgSz w:w="12240" w:h="15840"/>
       <w:pgMar w:top="1440" w:right="1440" w:bottom="1440" w:left="1440" w:header="720" w:footer="720" w:gutter="0"/>

--- a/Pyspark with S3 Project Covid data transform bronze, silver, gold.docx
+++ b/Pyspark with S3 Project Covid data transform bronze, silver, gold.docx
@@ -1410,6 +1410,70 @@
         </w:drawing>
       </w:r>
     </w:p>
+    <w:p/>
+    <w:p>
+      <w:pPr>
+        <w:rPr>
+          <w:b/>
+          <w:bCs/>
+        </w:rPr>
+      </w:pPr>
+      <w:r>
+        <w:rPr>
+          <w:b/>
+          <w:bCs/>
+        </w:rPr>
+        <w:lastRenderedPageBreak/>
+        <w:t xml:space="preserve">Project Conclusion: COVID-19 Data Pipeline Using AWS S3 and </w:t>
+      </w:r>
+      <w:proofErr w:type="spellStart"/>
+      <w:r>
+        <w:rPr>
+          <w:b/>
+          <w:bCs/>
+        </w:rPr>
+        <w:t>PySpark</w:t>
+      </w:r>
+      <w:proofErr w:type="spellEnd"/>
+    </w:p>
+    <w:p>
+      <w:r>
+        <w:t xml:space="preserve">This project focused on building a COVID-19 data pipeline using Amazon S3, </w:t>
+      </w:r>
+      <w:proofErr w:type="spellStart"/>
+      <w:r>
+        <w:t>PySpark</w:t>
+      </w:r>
+      <w:proofErr w:type="spellEnd"/>
+      <w:r>
+        <w:t xml:space="preserve">, and the Bronze, Silver, and Gold Medallion Architecture. Raw datasets from NYTimes, COVID Tracking, and state abbreviation sources were stored in the </w:t>
+      </w:r>
+      <w:proofErr w:type="gramStart"/>
+      <w:r>
+        <w:t>Bronze</w:t>
+      </w:r>
+      <w:proofErr w:type="gramEnd"/>
+      <w:r>
+        <w:t xml:space="preserve"> layer. In the Silver layer, </w:t>
+      </w:r>
+      <w:proofErr w:type="spellStart"/>
+      <w:r>
+        <w:t>PySpark</w:t>
+      </w:r>
+      <w:proofErr w:type="spellEnd"/>
+      <w:r>
+        <w:t xml:space="preserve"> was used to clean the data by removing extra whitespace and duplicate records, then </w:t>
+      </w:r>
+      <w:proofErr w:type="gramStart"/>
+      <w:r>
+        <w:t>convert</w:t>
+      </w:r>
+      <w:proofErr w:type="gramEnd"/>
+      <w:r>
+        <w:t xml:space="preserve"> the datasets into Parquet format.</w:t>
+      </w:r>
+    </w:p>
+    <w:p/>
     <w:sectPr>
       <w:pgSz w:w="12240" w:h="15840"/>
       <w:pgMar w:top="1440" w:right="1440" w:bottom="1440" w:left="1440" w:header="720" w:footer="720" w:gutter="0"/>
@@ -2517,7 +2581,6 @@
   <w:style w:type="character" w:default="1" w:styleId="DefaultParagraphFont">
     <w:name w:val="Default Paragraph Font"/>
     <w:uiPriority w:val="1"/>
-    <w:semiHidden/>
     <w:unhideWhenUsed/>
   </w:style>
   <w:style w:type="table" w:default="1" w:styleId="TableNormal">

--- a/Pyspark with S3 Project Covid data transform bronze, silver, gold.docx
+++ b/Pyspark with S3 Project Covid data transform bronze, silver, gold.docx
@@ -558,7 +558,6 @@
         </w:rPr>
         <w:t xml:space="preserve"> 2</w:t>
       </w:r>
-      <w:proofErr w:type="gramStart"/>
       <w:r>
         <w:rPr>
           <w:b/>
@@ -575,37 +574,7 @@
           <w:sz w:val="28"/>
           <w:szCs w:val="28"/>
         </w:rPr>
-        <w:t xml:space="preserve">  Cleaned</w:t>
-      </w:r>
-      <w:proofErr w:type="gramEnd"/>
-      <w:r>
-        <w:rPr>
-          <w:b/>
-          <w:bCs/>
-          <w:sz w:val="28"/>
-          <w:szCs w:val="28"/>
-        </w:rPr>
-        <w:t xml:space="preserve"> the original data and converted to </w:t>
-      </w:r>
-      <w:proofErr w:type="gramStart"/>
-      <w:r>
-        <w:rPr>
-          <w:b/>
-          <w:bCs/>
-          <w:sz w:val="28"/>
-          <w:szCs w:val="28"/>
-        </w:rPr>
-        <w:t>Silver</w:t>
-      </w:r>
-      <w:proofErr w:type="gramEnd"/>
-      <w:r>
-        <w:rPr>
-          <w:b/>
-          <w:bCs/>
-          <w:sz w:val="28"/>
-          <w:szCs w:val="28"/>
-        </w:rPr>
-        <w:t xml:space="preserve"> layer</w:t>
+        <w:t xml:space="preserve">  Cleaned the original data and converted to Silver layer</w:t>
       </w:r>
     </w:p>
     <w:p>
@@ -693,21 +662,12 @@
           <w:szCs w:val="28"/>
         </w:rPr>
       </w:pPr>
-      <w:proofErr w:type="gramStart"/>
-      <w:r>
-        <w:rPr>
-          <w:sz w:val="28"/>
-          <w:szCs w:val="28"/>
-        </w:rPr>
-        <w:t>Finally</w:t>
-      </w:r>
-      <w:proofErr w:type="gramEnd"/>
-      <w:r>
-        <w:rPr>
-          <w:sz w:val="28"/>
-          <w:szCs w:val="28"/>
-        </w:rPr>
-        <w:t xml:space="preserve"> I overwrote that cleaned data in Parque format instead of CSV. I mean transferred the cleaned data from </w:t>
+      <w:r>
+        <w:rPr>
+          <w:sz w:val="28"/>
+          <w:szCs w:val="28"/>
+        </w:rPr>
+        <w:t xml:space="preserve">Finally I overwrote that cleaned data in Parque format instead of CSV. I mean transferred the cleaned data from </w:t>
       </w:r>
       <w:proofErr w:type="spellStart"/>
       <w:r>
@@ -726,7 +686,6 @@
         <w:t xml:space="preserve"> to S3 bucket. </w:t>
       </w:r>
       <w:proofErr w:type="spellStart"/>
-      <w:proofErr w:type="gramStart"/>
       <w:r>
         <w:rPr>
           <w:sz w:val="28"/>
@@ -735,7 +694,6 @@
         <w:t>Lets</w:t>
       </w:r>
       <w:proofErr w:type="spellEnd"/>
-      <w:proofErr w:type="gramEnd"/>
       <w:r>
         <w:rPr>
           <w:sz w:val="28"/>
@@ -838,7 +796,6 @@
         <w:t xml:space="preserve">Now </w:t>
       </w:r>
       <w:proofErr w:type="spellStart"/>
-      <w:proofErr w:type="gramStart"/>
       <w:r>
         <w:rPr>
           <w:b/>
@@ -849,7 +806,6 @@
         <w:t>Lets</w:t>
       </w:r>
       <w:proofErr w:type="spellEnd"/>
-      <w:proofErr w:type="gramEnd"/>
       <w:r>
         <w:rPr>
           <w:b/>
@@ -857,27 +813,7 @@
           <w:sz w:val="28"/>
           <w:szCs w:val="28"/>
         </w:rPr>
-        <w:t xml:space="preserve"> move back to S3 to view the </w:t>
-      </w:r>
-      <w:proofErr w:type="gramStart"/>
-      <w:r>
-        <w:rPr>
-          <w:b/>
-          <w:bCs/>
-          <w:sz w:val="28"/>
-          <w:szCs w:val="28"/>
-        </w:rPr>
-        <w:t>Silver</w:t>
-      </w:r>
-      <w:proofErr w:type="gramEnd"/>
-      <w:r>
-        <w:rPr>
-          <w:b/>
-          <w:bCs/>
-          <w:sz w:val="28"/>
-          <w:szCs w:val="28"/>
-        </w:rPr>
-        <w:t xml:space="preserve"> layer data in </w:t>
+        <w:t xml:space="preserve"> move back to S3 to view the Silver layer data in </w:t>
       </w:r>
       <w:proofErr w:type="spellStart"/>
       <w:r>
@@ -1099,7 +1035,6 @@
         </w:rPr>
         <w:t xml:space="preserve"> 3</w:t>
       </w:r>
-      <w:proofErr w:type="gramStart"/>
       <w:r>
         <w:rPr>
           <w:b/>
@@ -1116,17 +1051,7 @@
           <w:sz w:val="28"/>
           <w:szCs w:val="28"/>
         </w:rPr>
-        <w:t xml:space="preserve">  Gold</w:t>
-      </w:r>
-      <w:proofErr w:type="gramEnd"/>
-      <w:r>
-        <w:rPr>
-          <w:b/>
-          <w:bCs/>
-          <w:sz w:val="28"/>
-          <w:szCs w:val="28"/>
-        </w:rPr>
-        <w:t xml:space="preserve"> layer analytics </w:t>
+        <w:t xml:space="preserve">  Gold layer analytics </w:t>
       </w:r>
     </w:p>
     <w:p>
@@ -1152,15 +1077,7 @@
         <w:t xml:space="preserve"> the column names by printing only the column names, not the rows of data. We need these names </w:t>
       </w:r>
       <w:r>
-        <w:t xml:space="preserve">to choose the correct join keys and avoid errors when creating the </w:t>
-      </w:r>
-      <w:proofErr w:type="gramStart"/>
-      <w:r>
-        <w:t>Gold</w:t>
-      </w:r>
-      <w:proofErr w:type="gramEnd"/>
-      <w:r>
-        <w:t xml:space="preserve"> dataset.</w:t>
+        <w:t>to choose the correct join keys and avoid errors when creating the Gold dataset.</w:t>
       </w:r>
       <w:r>
         <w:t xml:space="preserve"> </w:t>
@@ -1168,15 +1085,7 @@
     </w:p>
     <w:p>
       <w:r>
-        <w:t xml:space="preserve">Next, </w:t>
-      </w:r>
-      <w:proofErr w:type="gramStart"/>
-      <w:r>
-        <w:t>preparing</w:t>
-      </w:r>
-      <w:proofErr w:type="gramEnd"/>
-      <w:r>
-        <w:t xml:space="preserve"> the dataset for joining ‘</w:t>
+        <w:t>Next, preparing the dataset for joining ‘</w:t>
       </w:r>
       <w:proofErr w:type="spellStart"/>
       <w:r>
@@ -1297,39 +1206,18 @@
     <w:p>
       <w:proofErr w:type="spellStart"/>
       <w:r>
-        <w:t>gold_</w:t>
-      </w:r>
-      <w:proofErr w:type="gramStart"/>
-      <w:r>
-        <w:t>df.write</w:t>
-      </w:r>
-      <w:proofErr w:type="gramEnd"/>
-      <w:r>
-        <w:t>.mode</w:t>
+        <w:t>gold_df.write.mode</w:t>
       </w:r>
       <w:proofErr w:type="spellEnd"/>
       <w:r>
-        <w:t>("overwrite"</w:t>
-      </w:r>
-      <w:proofErr w:type="gramStart"/>
-      <w:r>
-        <w:t>).parquet</w:t>
-      </w:r>
-      <w:proofErr w:type="gramEnd"/>
-      <w:r>
-        <w:t>(</w:t>
-      </w:r>
-    </w:p>
-    <w:p>
-      <w:r>
-        <w:t xml:space="preserve">    </w:t>
-      </w:r>
-      <w:proofErr w:type="gramStart"/>
-      <w:r>
-        <w:t>f"{GOLD}/</w:t>
+        <w:t>("overwrite").parquet(</w:t>
+      </w:r>
+    </w:p>
+    <w:p>
+      <w:r>
+        <w:t xml:space="preserve">    f"{GOLD}/</w:t>
       </w:r>
       <w:proofErr w:type="spellStart"/>
-      <w:proofErr w:type="gramEnd"/>
       <w:r>
         <w:t>covid_analytics</w:t>
       </w:r>
@@ -1345,12 +1233,10 @@
     </w:p>
     <w:p>
       <w:proofErr w:type="spellStart"/>
-      <w:proofErr w:type="gramStart"/>
       <w:r>
         <w:t>Lets</w:t>
       </w:r>
       <w:proofErr w:type="spellEnd"/>
-      <w:proofErr w:type="gramEnd"/>
       <w:r>
         <w:t xml:space="preserve"> view it from S3 </w:t>
       </w:r>
@@ -1446,15 +1332,7 @@
       </w:r>
       <w:proofErr w:type="spellEnd"/>
       <w:r>
-        <w:t xml:space="preserve">, and the Bronze, Silver, and Gold Medallion Architecture. Raw datasets from NYTimes, COVID Tracking, and state abbreviation sources were stored in the </w:t>
-      </w:r>
-      <w:proofErr w:type="gramStart"/>
-      <w:r>
-        <w:t>Bronze</w:t>
-      </w:r>
-      <w:proofErr w:type="gramEnd"/>
-      <w:r>
-        <w:t xml:space="preserve"> layer. In the Silver layer, </w:t>
+        <w:t xml:space="preserve">, and the Bronze, Silver, and Gold Medallion Architecture. Raw datasets from NYTimes, COVID Tracking, and state abbreviation sources were stored in the Bronze layer. In the Silver layer, </w:t>
       </w:r>
       <w:proofErr w:type="spellStart"/>
       <w:r>
@@ -1462,15 +1340,17 @@
       </w:r>
       <w:proofErr w:type="spellEnd"/>
       <w:r>
-        <w:t xml:space="preserve"> was used to clean the data by removing extra whitespace and duplicate records, then </w:t>
-      </w:r>
-      <w:proofErr w:type="gramStart"/>
-      <w:r>
-        <w:t>convert</w:t>
-      </w:r>
-      <w:proofErr w:type="gramEnd"/>
-      <w:r>
-        <w:t xml:space="preserve"> the datasets into Parquet format.</w:t>
+        <w:t xml:space="preserve"> was used to clean the data by removing extra whitespace and duplicate records, then convert the datasets into Parquet format.</w:t>
+      </w:r>
+    </w:p>
+    <w:p>
+      <w:r>
+        <w:t>In the Gold layer, the cleaned datasets were joined to create a unified dataset containing COVID-19 information such as cases, deaths, testing results, hospitalizations, and recoveries by state and date. The final dataset was stored in Amazon S3 in Parquet format, and quality checks were performed to identify duplicate records and missing values.</w:t>
+      </w:r>
+    </w:p>
+    <w:p>
+      <w:r>
+        <w:t>Through this project, I gained hands-on experience with cloud data storage, data cleaning, data transformation, dataset joining, Parquet files, and data quality checks. The final Gold dataset can serve as a foundation for further COVID-19 trend analysis, reporting, and dashboard development. The validation results also highlighted areas where data completeness and join accuracy could be improved.</w:t>
       </w:r>
     </w:p>
     <w:p/>
